--- a/Приказ_ПМО_выездной_Руднево_Машково_2026.docx
+++ b/Приказ_ПМО_выездной_Руднево_Машково_2026.docx
@@ -288,9 +288,6 @@
       </w:pPr>
     </w:p>
     <w:p>
-      <w:pPr>
-        <w:jc w:val="center"/>
-      </w:pPr>
       <w:r>
         <w:rPr>
           <w:rFonts w:ascii="Times New Roman" w:hAnsi="Times New Roman" w:cs="Times New Roman" w:eastAsia="Times New Roman"/>
@@ -298,7 +295,7 @@
           <w:sz w:val="28"/>
           <w:szCs w:val="28"/>
         </w:rPr>
-        <w:t xml:space="preserve">О проведении периодического медицинского осмотра работников площадок «Руднево» и «Машково»</w:t>
+        <w:t xml:space="preserve">«О проведении периодического медицинского осмотра работников площадок „Руднево“ и „Машково“»</w:t>
       </w:r>
     </w:p>
     <w:p>
@@ -477,7 +474,7 @@
           <w:sz w:val="28"/>
           <w:szCs w:val="28"/>
         </w:rPr>
-        <w:t xml:space="preserve">3. Ответственным за организацию проведения периодического медицинского осмотра назначить начальника отдела охраны труда и промышленной безопасности </w:t>
+        <w:t xml:space="preserve">3. Назначить ответственным за организацию проведения периодического медицинского осмотра начальника отдела охраны труда и промышленной безопасности </w:t>
       </w:r>
       <w:r>
         <w:rPr>
@@ -494,7 +491,39 @@
           <w:sz w:val="28"/>
           <w:szCs w:val="28"/>
         </w:rPr>
-        <w:t xml:space="preserve">, которой:</w:t>
+        <w:t xml:space="preserve">.</w:t>
+      </w:r>
+    </w:p>
+    <w:p>
+      <w:pPr>
+        <w:spacing w:before="0" w:after="0" w:line="240" w:lineRule="auto"/>
+        <w:ind w:firstLine="708"/>
+        <w:jc w:val="both"/>
+      </w:pPr>
+      <w:r>
+        <w:rPr>
+          <w:rFonts w:ascii="Times New Roman" w:hAnsi="Times New Roman" w:cs="Times New Roman" w:eastAsia="Times New Roman"/>
+          <w:sz w:val="28"/>
+          <w:szCs w:val="28"/>
+        </w:rPr>
+        <w:t xml:space="preserve">Начальнику отдела охраны труда и промышленной безопасности </w:t>
+      </w:r>
+      <w:r>
+        <w:rPr>
+          <w:rFonts w:ascii="Times New Roman" w:hAnsi="Times New Roman" w:cs="Times New Roman" w:eastAsia="Times New Roman"/>
+          <w:highlight w:val="yellow"/>
+          <w:sz w:val="28"/>
+          <w:szCs w:val="28"/>
+        </w:rPr>
+        <w:t xml:space="preserve">Айкешевой А. __.</w:t>
+      </w:r>
+      <w:r>
+        <w:rPr>
+          <w:rFonts w:ascii="Times New Roman" w:hAnsi="Times New Roman" w:cs="Times New Roman" w:eastAsia="Times New Roman"/>
+          <w:sz w:val="28"/>
+          <w:szCs w:val="28"/>
+        </w:rPr>
+        <w:t xml:space="preserve">:</w:t>
       </w:r>
     </w:p>
     <w:p>
@@ -554,7 +583,22 @@
           <w:sz w:val="28"/>
           <w:szCs w:val="28"/>
         </w:rPr>
-        <w:t xml:space="preserve">3.4. осуществлять взаимодействие с ООО «ДИАМЕД» в дни проведения осмотра, получить заключения по результатам осмотра (п. 34 Порядка) и заключительный акт (п. 47 Порядка).</w:t>
+        <w:t xml:space="preserve">3.4. осуществлять взаимодействие с ООО «ДИАМЕД» в дни проведения осмотра, получить заключения по результатам осмотра (п. 34 Порядка) и заключительный акт (п. 47 Порядка);</w:t>
+      </w:r>
+    </w:p>
+    <w:p>
+      <w:pPr>
+        <w:spacing w:before="0" w:after="0" w:line="240" w:lineRule="auto"/>
+        <w:ind w:firstLine="708"/>
+        <w:jc w:val="both"/>
+      </w:pPr>
+      <w:r>
+        <w:rPr>
+          <w:rFonts w:ascii="Times New Roman" w:hAnsi="Times New Roman" w:cs="Times New Roman" w:eastAsia="Times New Roman"/>
+          <w:sz w:val="28"/>
+          <w:szCs w:val="28"/>
+        </w:rPr>
+        <w:t xml:space="preserve">3.5. работников, не прошедших осмотр в дни выезда медицинской бригады, направить на осмотр в медицинский центр ООО «ДИАМЕД» (п. 2.6 Приложения № 1 к Договору).</w:t>
       </w:r>
     </w:p>
     <w:p>
@@ -618,7 +662,7 @@
           <w:sz w:val="28"/>
           <w:szCs w:val="28"/>
         </w:rPr>
-        <w:t xml:space="preserve">4.1. довести до работников дату, время и место проведения осмотра, порядок явки и перечень документов, которые необходимо иметь при себе (направление, паспорт, СНИЛС, полис ОМС);</w:t>
+        <w:t xml:space="preserve">4.1. довести до работников дату, время и место проведения осмотра, порядок явки и перечень документов, которые необходимо иметь при себе: направление, паспорт, СНИЛС, полис ОМС (ДМС), решение врачебной комиссии по обязательному психиатрическому освидетельствованию — в случаях, предусмотренных законодательством (пп. 11, 29 Порядка);</w:t>
       </w:r>
     </w:p>
     <w:p>
@@ -710,7 +754,24 @@
           <w:sz w:val="28"/>
           <w:szCs w:val="28"/>
         </w:rPr>
-        <w:t xml:space="preserve">6. Сохранять за работниками на время прохождения медицинского осмотра место работы (должность) и средний заработок (статья 185 Трудового кодекса Российской Федерации).</w:t>
+        <w:t xml:space="preserve">6. Главному бухгалтеру </w:t>
+      </w:r>
+      <w:r>
+        <w:rPr>
+          <w:rFonts w:ascii="Times New Roman" w:hAnsi="Times New Roman" w:cs="Times New Roman" w:eastAsia="Times New Roman"/>
+          <w:highlight w:val="yellow"/>
+          <w:sz w:val="28"/>
+          <w:szCs w:val="28"/>
+        </w:rPr>
+        <w:t xml:space="preserve">______________</w:t>
+      </w:r>
+      <w:r>
+        <w:rPr>
+          <w:rFonts w:ascii="Times New Roman" w:hAnsi="Times New Roman" w:cs="Times New Roman" w:eastAsia="Times New Roman"/>
+          <w:sz w:val="28"/>
+          <w:szCs w:val="28"/>
+        </w:rPr>
+        <w:t xml:space="preserve"> обеспечить сохранение за работниками на время прохождения медицинского осмотра места работы (должности) и среднего заработка (статья 185 Трудового кодекса Российской Федерации).</w:t>
       </w:r>
     </w:p>
     <w:p>
@@ -1169,6 +1230,63 @@
                 <w:szCs w:val="24"/>
               </w:rPr>
               <w:t xml:space="preserve">Главный инженер</w:t>
+            </w:r>
+          </w:p>
+        </w:tc>
+        <w:tc>
+          <w:tcPr>
+            <w:tcW w:w="2700" w:type="dxa"/>
+          </w:tcPr>
+          <w:p>
+            <w:pPr>
+              <w:spacing w:before="0" w:after="0" w:line="240" w:lineRule="auto"/>
+              <w:jc w:val="left"/>
+            </w:pPr>
+          </w:p>
+        </w:tc>
+        <w:tc>
+          <w:tcPr>
+            <w:tcW w:w="1700" w:type="dxa"/>
+          </w:tcPr>
+          <w:p>
+            <w:pPr>
+              <w:spacing w:before="0" w:after="0" w:line="240" w:lineRule="auto"/>
+              <w:jc w:val="left"/>
+            </w:pPr>
+          </w:p>
+        </w:tc>
+        <w:tc>
+          <w:tcPr>
+            <w:tcW w:w="1555" w:type="dxa"/>
+          </w:tcPr>
+          <w:p>
+            <w:pPr>
+              <w:spacing w:before="0" w:after="0" w:line="240" w:lineRule="auto"/>
+              <w:jc w:val="left"/>
+            </w:pPr>
+          </w:p>
+        </w:tc>
+      </w:tr>
+      <w:tr>
+        <w:trPr>
+          <w:cantSplit/>
+        </w:trPr>
+        <w:tc>
+          <w:tcPr>
+            <w:tcW w:w="3400" w:type="dxa"/>
+          </w:tcPr>
+          <w:p>
+            <w:pPr>
+              <w:spacing w:before="0" w:after="0" w:line="240" w:lineRule="auto"/>
+              <w:jc w:val="center"/>
+            </w:pPr>
+            <w:r>
+              <w:rPr>
+                <w:rFonts w:ascii="Times New Roman" w:hAnsi="Times New Roman" w:cs="Times New Roman" w:eastAsia="Times New Roman"/>
+                <w:sz w:val="24"/>
+                <w:szCs w:val="24"/>
+              </w:rPr>
+              <w:t xml:space="preserve">Главный бухгалтер</w:t>
             </w:r>
           </w:p>
         </w:tc>

--- a/Приказ_ПМО_выездной_Руднево_Машково_2026.docx
+++ b/Приказ_ПМО_выездной_Руднево_Машково_2026.docx
@@ -388,7 +388,7 @@
           <w:sz w:val="28"/>
           <w:szCs w:val="28"/>
         </w:rPr>
-        <w:t xml:space="preserve">В соответствии со статьями 214, 220 Трудового кодекса Российской Федерации, приказом Минздрава России от 28.01.2021 № 29н «Об утверждении Порядка проведения обязательных предварительных и периодических медицинских осмотров работников, предусмотренных частью четвертой статьи 213 Трудового кодекса Российской Федерации, перечня медицинских противопоказаний к осуществлению работ с вредными и (или) опасными производственными факторами, а также работам, при выполнении которых проводятся обязательные предварительные и периодические медицинские осмотры» (далее - Порядок), договором возмездного оказания медицинских услуг от 15.09.2026 № </w:t>
+        <w:t xml:space="preserve">В соответствии со статьями 214, 220 Трудового кодекса Российской Федерации, приказом Минздрава России от 28.01.2021 № 29н «Об утверждении Порядка проведения обязательных предварительных и периодических медицинских осмотров работников, предусмотренных частью четвертой статьи 213 Трудового кодекса Российской Федерации, перечня медицинских противопоказаний к осуществлению работ с вредными и (или) опасными производственными факторами, а также работам, при выполнении которых проводятся обязательные предварительные и периодические медицинские осмотры», договором возмездного оказания медицинских услуг от 15.09.2026 № </w:t>
       </w:r>
       <w:r>
         <w:rPr>
@@ -583,7 +583,7 @@
           <w:sz w:val="28"/>
           <w:szCs w:val="28"/>
         </w:rPr>
-        <w:t xml:space="preserve">Айкешевой А. </w:t>
+        <w:t>Айкешевой А.</w:t>
       </w:r>
       <w:r>
         <w:rPr>
@@ -614,7 +614,7 @@
           <w:sz w:val="28"/>
           <w:szCs w:val="28"/>
         </w:rPr>
-        <w:t>3.1. направить поименные списки в ООО «ДИАМЕД» в срок, установленный Договором и своевременно сообщать об их изменениях;</w:t>
+        <w:t>3.1. направить поименные списки в ООО «ДИАМЕД» в срок, установленный Договором, и своевременно сообщать об их изменениях;</w:t>
       </w:r>
     </w:p>
     <w:p>
@@ -829,7 +829,7 @@
           <w:sz w:val="28"/>
           <w:szCs w:val="28"/>
         </w:rPr>
-        <w:t>4.4. не допускать к работе работников, не прошедших периодический медицинский осмотр, а также имеющих медицинские противопоказания с незамедлительным уведомлением отдела охраны труда и промышленной безопасности.</w:t>
+        <w:t>4.4. не допускать к работе работников, не прошедших периодический медицинский осмотр, а также имеющих медицинские противопоказания, с незамедлительным уведомлением отдела охраны труда и промышленной безопасности.</w:t>
       </w:r>
     </w:p>
     <w:p>
